--- a/選抜課題.docx
+++ b/選抜課題.docx
@@ -44,7 +44,7 @@
       <w:pPr>
         <w:jc w:val="center"/>
         <w:rPr>
-          <w:rFonts w:ascii="BIZ UDPゴシック" w:eastAsia="BIZ UDPゴシック" w:hAnsi="BIZ UDPゴシック" w:hint="eastAsia"/>
+          <w:rFonts w:ascii="BIZ UDPゴシック" w:eastAsia="BIZ UDPゴシック" w:hAnsi="BIZ UDPゴシック"/>
           <w:color w:val="EE0000"/>
         </w:rPr>
       </w:pPr>
@@ -1169,35 +1169,45 @@
           <w:rPr>
             <w:rFonts w:ascii="Cambria Math" w:hAnsi="Cambria Math"/>
           </w:rPr>
-          <m:t xml:space="preserve"> }∪{ </m:t>
+          <m:t xml:space="preserve"> }</m:t>
+        </m:r>
+        <m:r>
+          <w:rPr>
+            <w:rFonts w:ascii="Cambria Math" w:hAnsi="Cambria Math"/>
+          </w:rPr>
+          <m:t>∩</m:t>
+        </m:r>
+        <m:r>
+          <w:rPr>
+            <w:rFonts w:ascii="Cambria Math" w:hAnsi="Cambria Math"/>
+          </w:rPr>
+          <m:t xml:space="preserve">{ </m:t>
         </m:r>
       </m:oMath>
       <w:r>
         <w:rPr>
           <w:rFonts w:hint="eastAsia"/>
         </w:rPr>
-        <w:t>John, Mary, Bob</w:t>
+        <w:t>Alice</w:t>
+      </w:r>
+      <w:r>
+        <w:rPr>
+          <w:rFonts w:hint="eastAsia"/>
+        </w:rPr>
+        <w:t>, Bob</w:t>
       </w:r>
       <m:oMath>
         <m:r>
           <w:rPr>
             <w:rFonts w:ascii="Cambria Math" w:hAnsi="Cambria Math"/>
           </w:rPr>
-          <m:t xml:space="preserve"> }={</m:t>
+          <m:t xml:space="preserve"> }=</m:t>
         </m:r>
-      </m:oMath>
-      <w:r>
-        <w:rPr>
-          <w:rFonts w:hint="eastAsia"/>
-        </w:rPr>
-        <w:t xml:space="preserve"> John, Mary </w:t>
-      </w:r>
-      <m:oMath>
         <m:r>
           <w:rPr>
             <w:rFonts w:ascii="Cambria Math" w:hAnsi="Cambria Math"/>
           </w:rPr>
-          <m:t xml:space="preserve"> }</m:t>
+          <m:t>∅</m:t>
         </m:r>
       </m:oMath>
       <w:r>
@@ -1701,7 +1711,6 @@
         <w:docPartUnique/>
       </w:docPartObj>
     </w:sdtPr>
-    <w:sdtEndPr/>
     <w:sdtContent>
       <w:p>
         <w:pPr>
